--- a/public/cv/Mikhail_Semenov_CV_EN.docx
+++ b/public/cv/Mikhail_Semenov_CV_EN.docx
@@ -40,7 +40,7 @@
           <w:sz w:val="19"/>
           <w:szCs w:val="19"/>
         </w:rPr>
-        <w:t xml:space="preserve">Perm, Russia (GMT+5) · Remote · Open to relocation (Cyprus, EU, UAE) · Telegram @Michael_Semenov · perk77331@gmail.com · rebsem.ru · linkedin.com/in/mikhail-semenovv · github.com/RebSem</w:t>
+        <w:t xml:space="preserve">Perm, Russia (GMT+5) · Remote · Open to relocation (Cyprus, EU, UAE) · Available for business travel · Telegram @Michael_Semenov · perk77331@gmail.com · rebsem.ru · linkedin.com/in/mikhail-semenovv · github.com/RebSem</w:t>
       </w:r>
     </w:p>
     <w:p>
@@ -67,7 +67,7 @@
           <w:sz w:val="21"/>
           <w:szCs w:val="21"/>
         </w:rPr>
-        <w:t xml:space="preserve">Product manager with an engineering background. Launched Zvonobot AI, a B2B voice AI agent platform, from zero to 80 paying business customers and 500,000+ minutes in production in under a year. Run discovery, unit economics, pricing and go-to-market; prototype with AI coding agents in days. Open to full-time or contract work; can start within 2-4 weeks.</w:t>
+        <w:t xml:space="preserve">Product manager with an engineering background, 4.5 years in product. Launched Zvonobot AI, a B2B voice AI agent line, from zero to 80 paying business customers and 500,000+ minutes of live conversations in production in under a year. Lead the product team of 4 engineers, set quarterly goals for the line, own pricing, unit economics and go-to-market. Prototype with AI coding agents in days. Open to full-time or contract work; can start within 2-4 weeks.</w:t>
       </w:r>
     </w:p>
     <w:p>
@@ -191,7 +191,7 @@
           <w:sz w:val="21"/>
           <w:szCs w:val="21"/>
         </w:rPr>
-        <w:t xml:space="preserve">Zvonobot is a B2B call automation service: voice bots and AI agents for lead generation, sales outreach and customer reactivation.</w:t>
+        <w:t xml:space="preserve">Zvonobot is a B2B call automation platform: voice bots and AI agents for lead generation, sales outreach and customer reactivation.</w:t>
       </w:r>
     </w:p>
     <w:p>
@@ -239,58 +239,75 @@
           <w:sz w:val="21"/>
           <w:szCs w:val="21"/>
         </w:rPr>
-        <w:t xml:space="preserve">By August 2026: about 80 paying business customers and 500,000+ minutes of live conversations in production; 30% of the line’s revenue comes from repeat payments.</w:t>
-      </w:r>
-    </w:p>
-    <w:p>
-      <w:pPr>
-        <w:pStyle w:val="ListParagraph"/>
-        <w:numPr>
-          <w:ilvl w:val="0"/>
-          <w:numId w:val="1"/>
-        </w:numPr>
-        <w:spacing w:after="60"/>
-      </w:pPr>
-      <w:r>
-        <w:rPr>
-          <w:sz w:val="21"/>
-          <w:szCs w:val="21"/>
-        </w:rPr>
-        <w:t xml:space="preserve">AI agents consistently outperform legacy robocalls on conversion to the target action on warm lead lists; average customer spend grew 30% after the launch of AI plans.</w:t>
-      </w:r>
-    </w:p>
-    <w:p>
-      <w:pPr>
-        <w:pStyle w:val="ListParagraph"/>
-        <w:numPr>
-          <w:ilvl w:val="0"/>
-          <w:numId w:val="1"/>
-        </w:numPr>
-        <w:spacing w:after="60"/>
-      </w:pPr>
-      <w:r>
-        <w:rPr>
-          <w:sz w:val="21"/>
-          <w:szCs w:val="21"/>
-        </w:rPr>
-        <w:t xml:space="preserve">Built the AI product suite: agent and script builder, LLM call analytics, per-second billing plans (LLM, ASR, TTS stack).</w:t>
-      </w:r>
-    </w:p>
-    <w:p>
-      <w:pPr>
-        <w:pStyle w:val="ListParagraph"/>
-        <w:numPr>
-          <w:ilvl w:val="0"/>
-          <w:numId w:val="1"/>
-        </w:numPr>
-        <w:spacing w:after="60"/>
-      </w:pPr>
-      <w:r>
-        <w:rPr>
-          <w:sz w:val="21"/>
-          <w:szCs w:val="21"/>
-        </w:rPr>
-        <w:t xml:space="preserve">Lead the product team (4 engineers) and run go-to-market with a sales team that grew from 4 to 15 to sell the line; own pricing and per-call-type margins.</w:t>
+        <w:t xml:space="preserve">By August 2026: 80 paying business customers and 500,000+ minutes of live conversations in production. Retention of the paying base: 30% of the line revenue comes from repeat payments.</w:t>
+      </w:r>
+    </w:p>
+    <w:p>
+      <w:pPr>
+        <w:pStyle w:val="ListParagraph"/>
+        <w:numPr>
+          <w:ilvl w:val="0"/>
+          <w:numId w:val="1"/>
+        </w:numPr>
+        <w:spacing w:after="60"/>
+      </w:pPr>
+      <w:r>
+        <w:rPr>
+          <w:sz w:val="21"/>
+          <w:szCs w:val="21"/>
+        </w:rPr>
+        <w:t xml:space="preserve">The hypothesis "AI plans will lift average spend" was confirmed after launch: +30%. AI agents consistently outperform legacy robocalls on conversion to the target action on warm lead lists, which became the basis for pricing.</w:t>
+      </w:r>
+    </w:p>
+    <w:p>
+      <w:pPr>
+        <w:pStyle w:val="ListParagraph"/>
+        <w:numPr>
+          <w:ilvl w:val="0"/>
+          <w:numId w:val="1"/>
+        </w:numPr>
+        <w:spacing w:after="60"/>
+      </w:pPr>
+      <w:r>
+        <w:rPr>
+          <w:sz w:val="21"/>
+          <w:szCs w:val="21"/>
+        </w:rPr>
+        <w:t xml:space="preserve">Built the AI product suite: agent and script builder, LLM call analytics (outcome, sentiment, custom post-call fields), per-second billing plans by cost component (LLM, ASR, TTS), balance hold at campaign start.</w:t>
+      </w:r>
+    </w:p>
+    <w:p>
+      <w:pPr>
+        <w:pStyle w:val="ListParagraph"/>
+        <w:numPr>
+          <w:ilvl w:val="0"/>
+          <w:numId w:val="1"/>
+        </w:numPr>
+        <w:spacing w:after="60"/>
+      </w:pPr>
+      <w:r>
+        <w:rPr>
+          <w:sz w:val="21"/>
+          <w:szCs w:val="21"/>
+        </w:rPr>
+        <w:t xml:space="preserve">Lead the product team of 4 engineers: engineering reports to the tech lead, while priorities, specs and acceptance are mine. Set quarterly OKRs for the line and defend them with leadership.</w:t>
+      </w:r>
+    </w:p>
+    <w:p>
+      <w:pPr>
+        <w:pStyle w:val="ListParagraph"/>
+        <w:numPr>
+          <w:ilvl w:val="0"/>
+          <w:numId w:val="1"/>
+        </w:numPr>
+        <w:spacing w:after="60"/>
+      </w:pPr>
+      <w:r>
+        <w:rPr>
+          <w:sz w:val="21"/>
+          <w:szCs w:val="21"/>
+        </w:rPr>
+        <w:t xml:space="preserve">Run go-to-market with stakeholders in sales, support and finance: the sales team grew from 4 to 15 people to sell the line, and I train sales and support on the product weekly. Own pricing, plans, per-call-type margins and the unit economics of the line.</w:t>
       </w:r>
     </w:p>
     <w:p>
@@ -321,58 +338,58 @@
           <w:sz w:val="21"/>
           <w:szCs w:val="21"/>
         </w:rPr>
-        <w:t xml:space="preserve">Ran the core outbound-calling platform: customer console, call script builder, outbound campaigns, telephony, per-second billing, wallets, call analytics.</w:t>
-      </w:r>
-    </w:p>
-    <w:p>
-      <w:pPr>
-        <w:pStyle w:val="ListParagraph"/>
-        <w:numPr>
-          <w:ilvl w:val="0"/>
-          <w:numId w:val="1"/>
-        </w:numPr>
-        <w:spacing w:after="60"/>
-      </w:pPr>
-      <w:r>
-        <w:rPr>
-          <w:sz w:val="21"/>
-          <w:szCs w:val="21"/>
-        </w:rPr>
-        <w:t xml:space="preserve">Launched a virtual PBX as a complementary product to improve customer retention.</w:t>
-      </w:r>
-    </w:p>
-    <w:p>
-      <w:pPr>
-        <w:pStyle w:val="ListParagraph"/>
-        <w:numPr>
-          <w:ilvl w:val="0"/>
-          <w:numId w:val="1"/>
-        </w:numPr>
-        <w:spacing w:after="60"/>
-      </w:pPr>
-      <w:r>
-        <w:rPr>
-          <w:sz w:val="21"/>
-          <w:szCs w:val="21"/>
-        </w:rPr>
-        <w:t xml:space="preserve">Built the customer discovery process: interviews, metric-driven prioritization, A/B testing of call scripts, a release cycle run jointly with sales and support.</w:t>
-      </w:r>
-    </w:p>
-    <w:p>
-      <w:pPr>
-        <w:pStyle w:val="ListParagraph"/>
-        <w:numPr>
-          <w:ilvl w:val="0"/>
-          <w:numId w:val="1"/>
-        </w:numPr>
-        <w:spacing w:after="60"/>
-      </w:pPr>
-      <w:r>
-        <w:rPr>
-          <w:sz w:val="21"/>
-          <w:szCs w:val="21"/>
-        </w:rPr>
-        <w:t xml:space="preserve">Introduced LLM tooling across company workflows; built a voice bot MVP on the OpenAI Realtime API in 2 days and an internal database tool in 4 days.</w:t>
+        <w:t xml:space="preserve">Owned the core B2B SaaS platform end to end: self-service customer console, campaign creation and lead-list targeting, script builder, telephony, per-second billing, wallets, reporting and call analytics; prioritized by metrics and data.</w:t>
+      </w:r>
+    </w:p>
+    <w:p>
+      <w:pPr>
+        <w:pStyle w:val="ListParagraph"/>
+        <w:numPr>
+          <w:ilvl w:val="0"/>
+          <w:numId w:val="1"/>
+        </w:numPr>
+        <w:spacing w:after="60"/>
+      </w:pPr>
+      <w:r>
+        <w:rPr>
+          <w:sz w:val="21"/>
+          <w:szCs w:val="21"/>
+        </w:rPr>
+        <w:t xml:space="preserve">Launched a virtual PBX as a complementary product to raise customer retention.</w:t>
+      </w:r>
+    </w:p>
+    <w:p>
+      <w:pPr>
+        <w:pStyle w:val="ListParagraph"/>
+        <w:numPr>
+          <w:ilvl w:val="0"/>
+          <w:numId w:val="1"/>
+        </w:numPr>
+        <w:spacing w:after="60"/>
+      </w:pPr>
+      <w:r>
+        <w:rPr>
+          <w:sz w:val="21"/>
+          <w:szCs w:val="21"/>
+        </w:rPr>
+        <w:t xml:space="preserve">Set up discovery and delivery: customer interviews, hypotheses formulated and defended with metrics, A/B testing of call scripts, effect sizing before development, decomposition and PRDs, a release cycle run jointly with sales, support and engineering.</w:t>
+      </w:r>
+    </w:p>
+    <w:p>
+      <w:pPr>
+        <w:pStyle w:val="ListParagraph"/>
+        <w:numPr>
+          <w:ilvl w:val="0"/>
+          <w:numId w:val="1"/>
+        </w:numPr>
+        <w:spacing w:after="60"/>
+      </w:pPr>
+      <w:r>
+        <w:rPr>
+          <w:sz w:val="21"/>
+          <w:szCs w:val="21"/>
+        </w:rPr>
+        <w:t xml:space="preserve">Introduced LLM tooling and vibe coding across company workflows: built a voice bot MVP on the OpenAI Realtime API in 2 days and an internal analytics tool over the database in 4 days; work with Claude Code and Codex daily.</w:t>
       </w:r>
     </w:p>
     <w:p>
@@ -403,7 +420,7 @@
           <w:sz w:val="21"/>
           <w:szCs w:val="21"/>
         </w:rPr>
-        <w:t xml:space="preserve">Built the web app UI for the EU market: Spanish localization, reporting and compliance, usability testing.</w:t>
+        <w:t xml:space="preserve">Shipped a web product for the EU market: a self-service web account, Spanish localization, reporting and compliance features, usability testing with users.</w:t>
       </w:r>
     </w:p>
     <w:p>
@@ -543,7 +560,7 @@
           <w:sz w:val="21"/>
           <w:szCs w:val="21"/>
         </w:rPr>
-        <w:t xml:space="preserve">product strategy and roadmap, discovery, customer interviews, metrics and product analytics, unit economics, pricing, A/B experiments, go-to-market, B2B SaaS, CRM</w:t>
+        <w:t xml:space="preserve">product strategy and roadmap, discovery, customer interviews, metrics and product analytics, unit economics (LTV, CAC, retention, average spend), pricing, A/B experiments, hypothesis validation, go-to-market, OKRs, B2B SaaS, CRM</w:t>
       </w:r>
     </w:p>
     <w:p>
@@ -564,7 +581,7 @@
           <w:sz w:val="21"/>
           <w:szCs w:val="21"/>
         </w:rPr>
-        <w:t xml:space="preserve">voice AI agents, conversational AI, LLM orchestration, prompt engineering, RAG, LLM evals, ASR, TTS, contact centers, SIP telephony</w:t>
+        <w:t xml:space="preserve">voice AI agents, conversational AI, LLM orchestration, prompt engineering, RAG, LLM evals, ASR, TTS, contact centers, SIP telephony, AI tools in daily work</w:t>
       </w:r>
     </w:p>
     <w:p>
@@ -585,7 +602,28 @@
           <w:sz w:val="21"/>
           <w:szCs w:val="21"/>
         </w:rPr>
-        <w:t xml:space="preserve">spec, review, release cycle, working with engineers and sales, prototyping with AI coding agents (Claude Code, Codex), fast hypothesis validation, 0 to 1</w:t>
+        <w:t xml:space="preserve">PRDs and specs, decomposition, spec, review, release cycle, working with engineers and sales, prototyping with AI coding agents (Claude Code, Codex), fast hypothesis validation, 0 to 1</w:t>
+      </w:r>
+    </w:p>
+    <w:p>
+      <w:pPr>
+        <w:spacing w:after="60"/>
+      </w:pPr>
+      <w:r>
+        <w:rPr>
+          <w:b/>
+          <w:bCs/>
+          <w:sz w:val="21"/>
+          <w:szCs w:val="21"/>
+        </w:rPr>
+        <w:t xml:space="preserve">Tools: </w:t>
+      </w:r>
+      <w:r>
+        <w:rPr>
+          <w:sz w:val="21"/>
+          <w:szCs w:val="21"/>
+        </w:rPr>
+        <w:t xml:space="preserve">Jira, YouTrack, Notion, Confluence, Figma, Miro, Yandex Metrica, PostHog</w:t>
       </w:r>
     </w:p>
     <w:p>
@@ -663,7 +701,7 @@
           <w:sz w:val="21"/>
           <w:szCs w:val="21"/>
         </w:rPr>
-        <w:t xml:space="preserve">Russian: native. English: working proficiency, daily written use.</w:t>
+        <w:t xml:space="preserve">Russian: native. English: working proficiency, daily written use, comfortable on work calls.</w:t>
       </w:r>
     </w:p>
     <w:p>
@@ -684,7 +722,7 @@
           <w:sz w:val="21"/>
           <w:szCs w:val="21"/>
         </w:rPr>
-        <w:t xml:space="preserve">Remote from Perm (GMT+5), open to relocation (Cyprus, EU, UAE), available for business travel. Full-time or contract, can start within 2-4 weeks.</w:t>
+        <w:t xml:space="preserve">Remote from Perm (GMT+5), open to relocation (Cyprus, EU, UAE), available for business travel. Full-time or contract (self-employed), can start within 2-4 weeks.</w:t>
       </w:r>
     </w:p>
     <w:p>
